--- a/Geschichte_11/Doppelstunde_Test_Quellenanalyse/Test_Erwartungshorizont_Notenschluessel.docx
+++ b/Geschichte_11/Doppelstunde_Test_Quellenanalyse/Test_Erwartungshorizont_Notenschluessel.docx
@@ -1427,7 +1427,7 @@
           <w:sz w:val="25"/>
           <w:szCs w:val="25"/>
         </w:rPr>
-        <w:t xml:space="preserve">Aufgabe 3 · Solons Verfassung (10 P.)</w:t>
+        <w:t xml:space="preserve">Aufgabe 3 · Urteile erkennen (6 P.)</w:t>
       </w:r>
     </w:p>
     <w:tbl>
@@ -1588,7 +1588,7 @@
                 <w:sz w:val="18"/>
                 <w:szCs w:val="18"/>
               </w:rPr>
-              <w:t xml:space="preserve">a) Ämter und Volksversammlung</w:t>
+              <w:t xml:space="preserve">a)</w:t>
             </w:r>
           </w:p>
         </w:tc>
@@ -1621,7 +1621,7 @@
                 <w:sz w:val="18"/>
                 <w:szCs w:val="18"/>
               </w:rPr>
-              <w:t xml:space="preserve">von links: Areopag – Archonten (Pfeil zum Areopag) – Rat der 400 – Geschworenengericht; unten: Volksversammlung</w:t>
+              <w:t xml:space="preserve">1 = W (heutiger Maßstab „Schutz der Schwachen“ genannt) · 2 = S (Urteil aus Sicht der damaligen Zeit, begründet) · 3 = S (damalige Sicht, begründet) · 4 = W (wertet, aber ohne Maßstab und Begründung)</w:t>
             </w:r>
           </w:p>
         </w:tc>
@@ -1654,7 +1654,7 @@
                 <w:sz w:val="18"/>
                 <w:szCs w:val="18"/>
               </w:rPr>
-              <w:t xml:space="preserve">je 1 = 5</w:t>
+              <w:t xml:space="preserve">je 1 = 4</w:t>
             </w:r>
           </w:p>
         </w:tc>
@@ -1693,7 +1693,7 @@
                 <w:sz w:val="18"/>
                 <w:szCs w:val="18"/>
               </w:rPr>
-              <w:t xml:space="preserve">b) Rechte</w:t>
+              <w:t xml:space="preserve">b) verbessertes Werturteil</w:t>
             </w:r>
           </w:p>
         </w:tc>
@@ -1726,7 +1726,7 @@
                 <w:sz w:val="18"/>
                 <w:szCs w:val="18"/>
               </w:rPr>
-              <w:t xml:space="preserve">1. Klasse: alles · 2. und 3. Klasse: abstimmen, klagen, Rat – nicht Archont · Theten: nur abstimmen und klagen</w:t>
+              <w:t xml:space="preserve">Maßstab genannt (z. B. gleiche Regeln: Macht mit Gewalt erobert → nicht gerechtfertigt; Schutz der Schwachen: Land für Besitzlose → teilweise gerecht) und begründet.</w:t>
             </w:r>
           </w:p>
         </w:tc>
@@ -1759,112 +1759,7 @@
                 <w:sz w:val="18"/>
                 <w:szCs w:val="18"/>
               </w:rPr>
-              <w:t xml:space="preserve">je Klasse 1 = 4</w:t>
-            </w:r>
-          </w:p>
-        </w:tc>
-      </w:tr>
-      <w:tr>
-        <w:trPr>
-          <w:cantSplit/>
-        </w:trPr>
-        <w:tc>
-          <w:tcPr>
-            <w:tcW w:type="dxa" w:w="2300"/>
-            <w:tcBorders>
-              <w:top w:val="single" w:color="BFB5A5" w:sz="4"/>
-              <w:left w:val="single" w:color="BFB5A5" w:sz="4"/>
-              <w:bottom w:val="single" w:color="BFB5A5" w:sz="4"/>
-              <w:right w:val="single" w:color="BFB5A5" w:sz="4"/>
-            </w:tcBorders>
-            <w:shd w:fill="F4ECDE" w:color="auto" w:val="clear"/>
-            <w:tcMar>
-              <w:top w:type="dxa" w:w="50"/>
-              <w:left w:type="dxa" w:w="90"/>
-              <w:bottom w:type="dxa" w:w="50"/>
-              <w:right w:type="dxa" w:w="90"/>
-            </w:tcMar>
-          </w:tcPr>
-          <w:p>
-            <w:pPr>
-              <w:spacing w:after="20" w:before="0"/>
-            </w:pPr>
-            <w:r>
-              <w:rPr>
-                <w:rFonts w:ascii="Calibri" w:cs="Calibri" w:eastAsia="Calibri" w:hAnsi="Calibri"/>
-                <w:b/>
-                <w:bCs/>
-                <w:color w:val="2B2318"/>
-                <w:sz w:val="18"/>
-                <w:szCs w:val="18"/>
-              </w:rPr>
-              <w:t xml:space="preserve">c) Pfeile</w:t>
-            </w:r>
-          </w:p>
-        </w:tc>
-        <w:tc>
-          <w:tcPr>
-            <w:tcW w:type="dxa" w:w="6338"/>
-            <w:tcBorders>
-              <w:top w:val="single" w:color="BFB5A5" w:sz="4"/>
-              <w:left w:val="single" w:color="BFB5A5" w:sz="4"/>
-              <w:bottom w:val="single" w:color="BFB5A5" w:sz="4"/>
-              <w:right w:val="single" w:color="BFB5A5" w:sz="4"/>
-            </w:tcBorders>
-            <w:tcMar>
-              <w:top w:type="dxa" w:w="50"/>
-              <w:left w:type="dxa" w:w="90"/>
-              <w:bottom w:type="dxa" w:w="50"/>
-              <w:right w:type="dxa" w:w="90"/>
-            </w:tcMar>
-          </w:tcPr>
-          <w:p>
-            <w:pPr>
-              <w:spacing w:after="20" w:before="0"/>
-            </w:pPr>
-            <w:r>
-              <w:rPr>
-                <w:rFonts w:ascii="Calibri" w:cs="Calibri" w:eastAsia="Calibri" w:hAnsi="Calibri"/>
-                <w:b w:val="false"/>
-                <w:bCs w:val="false"/>
-                <w:color w:val="2B2318"/>
-                <w:sz w:val="18"/>
-                <w:szCs w:val="18"/>
-              </w:rPr>
-              <w:t xml:space="preserve">1. Klasse → Archonten und Rat der 400; 2. und 3. Klasse → Rat der 400; Theten → kein Amt</w:t>
-            </w:r>
-          </w:p>
-        </w:tc>
-        <w:tc>
-          <w:tcPr>
-            <w:tcW w:type="dxa" w:w="1000"/>
-            <w:tcBorders>
-              <w:top w:val="single" w:color="BFB5A5" w:sz="4"/>
-              <w:left w:val="single" w:color="BFB5A5" w:sz="4"/>
-              <w:bottom w:val="single" w:color="BFB5A5" w:sz="4"/>
-              <w:right w:val="single" w:color="BFB5A5" w:sz="4"/>
-            </w:tcBorders>
-            <w:tcMar>
-              <w:top w:type="dxa" w:w="50"/>
-              <w:left w:type="dxa" w:w="90"/>
-              <w:bottom w:type="dxa" w:w="50"/>
-              <w:right w:type="dxa" w:w="90"/>
-            </w:tcMar>
-          </w:tcPr>
-          <w:p>
-            <w:pPr>
-              <w:spacing w:after="20" w:before="0"/>
-            </w:pPr>
-            <w:r>
-              <w:rPr>
-                <w:rFonts w:ascii="Calibri" w:cs="Calibri" w:eastAsia="Calibri" w:hAnsi="Calibri"/>
-                <w:b w:val="false"/>
-                <w:bCs w:val="false"/>
-                <w:color w:val="2B2318"/>
-                <w:sz w:val="18"/>
-                <w:szCs w:val="18"/>
-              </w:rPr>
-              <w:t xml:space="preserve">1</w:t>
+              <w:t xml:space="preserve">Maßstab 1, Begründung 1</w:t>
             </w:r>
           </w:p>
         </w:tc>
@@ -1884,7 +1779,7 @@
           <w:sz w:val="25"/>
           <w:szCs w:val="25"/>
         </w:rPr>
-        <w:t xml:space="preserve">Aufgabe 4 · Urteile erkennen (6 P.)</w:t>
+        <w:t xml:space="preserve">Aufgabe 4 · Solons Verfassung (10 P.)</w:t>
       </w:r>
     </w:p>
     <w:tbl>
@@ -2045,7 +1940,7 @@
                 <w:sz w:val="18"/>
                 <w:szCs w:val="18"/>
               </w:rPr>
-              <w:t xml:space="preserve">a)</w:t>
+              <w:t xml:space="preserve">a) Ämter und Volksversammlung</w:t>
             </w:r>
           </w:p>
         </w:tc>
@@ -2078,7 +1973,7 @@
                 <w:sz w:val="18"/>
                 <w:szCs w:val="18"/>
               </w:rPr>
-              <w:t xml:space="preserve">1 = B (überprüfbare Tatsache) · 2 = S (Urteil aus der damaligen Zeit, begründet) · 3 = W (heutiger Maßstab genannt) · 4 = W (wertet, aber ohne Maßstab und Begründung)</w:t>
+              <w:t xml:space="preserve">von links: Areopag – Archonten (Pfeil zum Areopag) – Rat der 400 – Geschworenengericht; unten: Volksversammlung</w:t>
             </w:r>
           </w:p>
         </w:tc>
@@ -2111,7 +2006,7 @@
                 <w:sz w:val="18"/>
                 <w:szCs w:val="18"/>
               </w:rPr>
-              <w:t xml:space="preserve">je 1 = 4</w:t>
+              <w:t xml:space="preserve">je 1 = 5</w:t>
             </w:r>
           </w:p>
         </w:tc>
@@ -2150,7 +2045,7 @@
                 <w:sz w:val="18"/>
                 <w:szCs w:val="18"/>
               </w:rPr>
-              <w:t xml:space="preserve">b) verbessertes Werturteil</w:t>
+              <w:t xml:space="preserve">b) Rechte</w:t>
             </w:r>
           </w:p>
         </w:tc>
@@ -2183,7 +2078,7 @@
                 <w:sz w:val="18"/>
                 <w:szCs w:val="18"/>
               </w:rPr>
-              <w:t xml:space="preserve">Maßstab genannt (z. B. gleiche Regeln: Macht mit Gewalt erobert → nicht gerechtfertigt; Schutz der Schwachen: Land für Besitzlose → teilweise gerecht) und begründet.</w:t>
+              <w:t xml:space="preserve">1. Klasse: alles · 2. und 3. Klasse: abstimmen, klagen, Rat – nicht Archont · Theten: nur abstimmen und klagen</w:t>
             </w:r>
           </w:p>
         </w:tc>
@@ -2216,7 +2111,112 @@
                 <w:sz w:val="18"/>
                 <w:szCs w:val="18"/>
               </w:rPr>
-              <w:t xml:space="preserve">Maßstab 1, Begründung 1</w:t>
+              <w:t xml:space="preserve">je Klasse 1 = 4</w:t>
+            </w:r>
+          </w:p>
+        </w:tc>
+      </w:tr>
+      <w:tr>
+        <w:trPr>
+          <w:cantSplit/>
+        </w:trPr>
+        <w:tc>
+          <w:tcPr>
+            <w:tcW w:type="dxa" w:w="2300"/>
+            <w:tcBorders>
+              <w:top w:val="single" w:color="BFB5A5" w:sz="4"/>
+              <w:left w:val="single" w:color="BFB5A5" w:sz="4"/>
+              <w:bottom w:val="single" w:color="BFB5A5" w:sz="4"/>
+              <w:right w:val="single" w:color="BFB5A5" w:sz="4"/>
+            </w:tcBorders>
+            <w:shd w:fill="F4ECDE" w:color="auto" w:val="clear"/>
+            <w:tcMar>
+              <w:top w:type="dxa" w:w="50"/>
+              <w:left w:type="dxa" w:w="90"/>
+              <w:bottom w:type="dxa" w:w="50"/>
+              <w:right w:type="dxa" w:w="90"/>
+            </w:tcMar>
+          </w:tcPr>
+          <w:p>
+            <w:pPr>
+              <w:spacing w:after="20" w:before="0"/>
+            </w:pPr>
+            <w:r>
+              <w:rPr>
+                <w:rFonts w:ascii="Calibri" w:cs="Calibri" w:eastAsia="Calibri" w:hAnsi="Calibri"/>
+                <w:b/>
+                <w:bCs/>
+                <w:color w:val="2B2318"/>
+                <w:sz w:val="18"/>
+                <w:szCs w:val="18"/>
+              </w:rPr>
+              <w:t xml:space="preserve">c) Pfeile</w:t>
+            </w:r>
+          </w:p>
+        </w:tc>
+        <w:tc>
+          <w:tcPr>
+            <w:tcW w:type="dxa" w:w="6338"/>
+            <w:tcBorders>
+              <w:top w:val="single" w:color="BFB5A5" w:sz="4"/>
+              <w:left w:val="single" w:color="BFB5A5" w:sz="4"/>
+              <w:bottom w:val="single" w:color="BFB5A5" w:sz="4"/>
+              <w:right w:val="single" w:color="BFB5A5" w:sz="4"/>
+            </w:tcBorders>
+            <w:tcMar>
+              <w:top w:type="dxa" w:w="50"/>
+              <w:left w:type="dxa" w:w="90"/>
+              <w:bottom w:type="dxa" w:w="50"/>
+              <w:right w:type="dxa" w:w="90"/>
+            </w:tcMar>
+          </w:tcPr>
+          <w:p>
+            <w:pPr>
+              <w:spacing w:after="20" w:before="0"/>
+            </w:pPr>
+            <w:r>
+              <w:rPr>
+                <w:rFonts w:ascii="Calibri" w:cs="Calibri" w:eastAsia="Calibri" w:hAnsi="Calibri"/>
+                <w:b w:val="false"/>
+                <w:bCs w:val="false"/>
+                <w:color w:val="2B2318"/>
+                <w:sz w:val="18"/>
+                <w:szCs w:val="18"/>
+              </w:rPr>
+              <w:t xml:space="preserve">1. Klasse → Archonten und Rat der 400; 2. und 3. Klasse → Rat der 400; Theten → kein Amt</w:t>
+            </w:r>
+          </w:p>
+        </w:tc>
+        <w:tc>
+          <w:tcPr>
+            <w:tcW w:type="dxa" w:w="1000"/>
+            <w:tcBorders>
+              <w:top w:val="single" w:color="BFB5A5" w:sz="4"/>
+              <w:left w:val="single" w:color="BFB5A5" w:sz="4"/>
+              <w:bottom w:val="single" w:color="BFB5A5" w:sz="4"/>
+              <w:right w:val="single" w:color="BFB5A5" w:sz="4"/>
+            </w:tcBorders>
+            <w:tcMar>
+              <w:top w:type="dxa" w:w="50"/>
+              <w:left w:type="dxa" w:w="90"/>
+              <w:bottom w:type="dxa" w:w="50"/>
+              <w:right w:type="dxa" w:w="90"/>
+            </w:tcMar>
+          </w:tcPr>
+          <w:p>
+            <w:pPr>
+              <w:spacing w:after="20" w:before="0"/>
+            </w:pPr>
+            <w:r>
+              <w:rPr>
+                <w:rFonts w:ascii="Calibri" w:cs="Calibri" w:eastAsia="Calibri" w:hAnsi="Calibri"/>
+                <w:b w:val="false"/>
+                <w:bCs w:val="false"/>
+                <w:color w:val="2B2318"/>
+                <w:sz w:val="18"/>
+                <w:szCs w:val="18"/>
+              </w:rPr>
+              <w:t xml:space="preserve">1</w:t>
             </w:r>
           </w:p>
         </w:tc>

--- a/Geschichte_11/Doppelstunde_Test_Quellenanalyse/Test_Erwartungshorizont_Notenschluessel.docx
+++ b/Geschichte_11/Doppelstunde_Test_Quellenanalyse/Test_Erwartungshorizont_Notenschluessel.docx
@@ -55,7 +55,7 @@
           <w:sz w:val="19"/>
           <w:szCs w:val="19"/>
         </w:rPr>
-        <w:t xml:space="preserve">37 Punkte + 1 Zusatzpunkt</w:t>
+        <w:t xml:space="preserve">40 Punkte + 1 Zusatzpunkt</w:t>
       </w:r>
       <w:r>
         <w:rPr>
@@ -64,7 +64,7 @@
           <w:sz w:val="19"/>
           <w:szCs w:val="19"/>
         </w:rPr>
-        <w:t xml:space="preserve"> (der Zusatzpunkt kann fehlende Punkte ausgleichen, die Höchstpunktzahl bleibt 37).</w:t>
+        <w:t xml:space="preserve"> (der Zusatzpunkt kann fehlende Punkte ausgleichen, die Höchstpunktzahl bleibt 40).</w:t>
       </w:r>
     </w:p>
     <w:p>
@@ -433,7 +433,7 @@
           <w:sz w:val="25"/>
           <w:szCs w:val="25"/>
         </w:rPr>
-        <w:t xml:space="preserve">Aufgabe 2 · Richtig oder falsch (9 P.)</w:t>
+        <w:t xml:space="preserve">Aufgabe 2 · Richtig oder falsch (12 P.)</w:t>
       </w:r>
     </w:p>
     <w:tbl>
@@ -1408,6 +1408,282 @@
                 <w:szCs w:val="18"/>
               </w:rPr>
               <w:t xml:space="preserve">1</w:t>
+            </w:r>
+          </w:p>
+        </w:tc>
+      </w:tr>
+      <w:tr>
+        <w:trPr>
+          <w:cantSplit/>
+        </w:trPr>
+        <w:tc>
+          <w:tcPr>
+            <w:tcW w:type="dxa" w:w="700"/>
+            <w:tcBorders>
+              <w:top w:val="single" w:color="BFB5A5" w:sz="4"/>
+              <w:left w:val="single" w:color="BFB5A5" w:sz="4"/>
+              <w:bottom w:val="single" w:color="BFB5A5" w:sz="4"/>
+              <w:right w:val="single" w:color="BFB5A5" w:sz="4"/>
+            </w:tcBorders>
+            <w:shd w:fill="F4ECDE" w:color="auto" w:val="clear"/>
+            <w:tcMar>
+              <w:top w:type="dxa" w:w="50"/>
+              <w:left w:type="dxa" w:w="90"/>
+              <w:bottom w:type="dxa" w:w="50"/>
+              <w:right w:type="dxa" w:w="90"/>
+            </w:tcMar>
+          </w:tcPr>
+          <w:p>
+            <w:pPr>
+              <w:spacing w:after="20" w:before="0"/>
+            </w:pPr>
+            <w:r>
+              <w:rPr>
+                <w:rFonts w:ascii="Calibri" w:cs="Calibri" w:eastAsia="Calibri" w:hAnsi="Calibri"/>
+                <w:b/>
+                <w:bCs/>
+                <w:color w:val="2B2318"/>
+                <w:sz w:val="18"/>
+                <w:szCs w:val="18"/>
+              </w:rPr>
+              <w:t xml:space="preserve">g</w:t>
+            </w:r>
+          </w:p>
+        </w:tc>
+        <w:tc>
+          <w:tcPr>
+            <w:tcW w:type="dxa" w:w="1300"/>
+            <w:tcBorders>
+              <w:top w:val="single" w:color="BFB5A5" w:sz="4"/>
+              <w:left w:val="single" w:color="BFB5A5" w:sz="4"/>
+              <w:bottom w:val="single" w:color="BFB5A5" w:sz="4"/>
+              <w:right w:val="single" w:color="BFB5A5" w:sz="4"/>
+            </w:tcBorders>
+            <w:tcMar>
+              <w:top w:type="dxa" w:w="50"/>
+              <w:left w:type="dxa" w:w="90"/>
+              <w:bottom w:type="dxa" w:w="50"/>
+              <w:right w:type="dxa" w:w="90"/>
+            </w:tcMar>
+          </w:tcPr>
+          <w:p>
+            <w:pPr>
+              <w:spacing w:after="20" w:before="0"/>
+            </w:pPr>
+            <w:r>
+              <w:rPr>
+                <w:rFonts w:ascii="Calibri" w:cs="Calibri" w:eastAsia="Calibri" w:hAnsi="Calibri"/>
+                <w:b w:val="false"/>
+                <w:bCs w:val="false"/>
+                <w:color w:val="2B2318"/>
+                <w:sz w:val="18"/>
+                <w:szCs w:val="18"/>
+              </w:rPr>
+              <w:t xml:space="preserve">richtig</w:t>
+            </w:r>
+          </w:p>
+        </w:tc>
+        <w:tc>
+          <w:tcPr>
+            <w:tcW w:type="dxa" w:w="6638"/>
+            <w:tcBorders>
+              <w:top w:val="single" w:color="BFB5A5" w:sz="4"/>
+              <w:left w:val="single" w:color="BFB5A5" w:sz="4"/>
+              <w:bottom w:val="single" w:color="BFB5A5" w:sz="4"/>
+              <w:right w:val="single" w:color="BFB5A5" w:sz="4"/>
+            </w:tcBorders>
+            <w:tcMar>
+              <w:top w:type="dxa" w:w="50"/>
+              <w:left w:type="dxa" w:w="90"/>
+              <w:bottom w:type="dxa" w:w="50"/>
+              <w:right w:type="dxa" w:w="90"/>
+            </w:tcMar>
+          </w:tcPr>
+          <w:p>
+            <w:pPr>
+              <w:spacing w:after="20" w:before="0"/>
+            </w:pPr>
+            <w:r>
+              <w:rPr>
+                <w:rFonts w:ascii="Calibri" w:cs="Calibri" w:eastAsia="Calibri" w:hAnsi="Calibri"/>
+                <w:b w:val="false"/>
+                <w:bCs w:val="false"/>
+                <w:color w:val="2B2318"/>
+                <w:sz w:val="18"/>
+                <w:szCs w:val="18"/>
+              </w:rPr>
+              <w:t xml:space="preserve">–</w:t>
+            </w:r>
+          </w:p>
+        </w:tc>
+        <w:tc>
+          <w:tcPr>
+            <w:tcW w:type="dxa" w:w="1000"/>
+            <w:tcBorders>
+              <w:top w:val="single" w:color="BFB5A5" w:sz="4"/>
+              <w:left w:val="single" w:color="BFB5A5" w:sz="4"/>
+              <w:bottom w:val="single" w:color="BFB5A5" w:sz="4"/>
+              <w:right w:val="single" w:color="BFB5A5" w:sz="4"/>
+            </w:tcBorders>
+            <w:tcMar>
+              <w:top w:type="dxa" w:w="50"/>
+              <w:left w:type="dxa" w:w="90"/>
+              <w:bottom w:type="dxa" w:w="50"/>
+              <w:right w:type="dxa" w:w="90"/>
+            </w:tcMar>
+          </w:tcPr>
+          <w:p>
+            <w:pPr>
+              <w:spacing w:after="20" w:before="0"/>
+            </w:pPr>
+            <w:r>
+              <w:rPr>
+                <w:rFonts w:ascii="Calibri" w:cs="Calibri" w:eastAsia="Calibri" w:hAnsi="Calibri"/>
+                <w:b w:val="false"/>
+                <w:bCs w:val="false"/>
+                <w:color w:val="2B2318"/>
+                <w:sz w:val="18"/>
+                <w:szCs w:val="18"/>
+              </w:rPr>
+              <w:t xml:space="preserve">1</w:t>
+            </w:r>
+          </w:p>
+        </w:tc>
+      </w:tr>
+      <w:tr>
+        <w:trPr>
+          <w:cantSplit/>
+        </w:trPr>
+        <w:tc>
+          <w:tcPr>
+            <w:tcW w:type="dxa" w:w="700"/>
+            <w:tcBorders>
+              <w:top w:val="single" w:color="BFB5A5" w:sz="4"/>
+              <w:left w:val="single" w:color="BFB5A5" w:sz="4"/>
+              <w:bottom w:val="single" w:color="BFB5A5" w:sz="4"/>
+              <w:right w:val="single" w:color="BFB5A5" w:sz="4"/>
+            </w:tcBorders>
+            <w:shd w:fill="F4ECDE" w:color="auto" w:val="clear"/>
+            <w:tcMar>
+              <w:top w:type="dxa" w:w="50"/>
+              <w:left w:type="dxa" w:w="90"/>
+              <w:bottom w:type="dxa" w:w="50"/>
+              <w:right w:type="dxa" w:w="90"/>
+            </w:tcMar>
+          </w:tcPr>
+          <w:p>
+            <w:pPr>
+              <w:spacing w:after="20" w:before="0"/>
+            </w:pPr>
+            <w:r>
+              <w:rPr>
+                <w:rFonts w:ascii="Calibri" w:cs="Calibri" w:eastAsia="Calibri" w:hAnsi="Calibri"/>
+                <w:b/>
+                <w:bCs/>
+                <w:color w:val="2B2318"/>
+                <w:sz w:val="18"/>
+                <w:szCs w:val="18"/>
+              </w:rPr>
+              <w:t xml:space="preserve">h</w:t>
+            </w:r>
+          </w:p>
+        </w:tc>
+        <w:tc>
+          <w:tcPr>
+            <w:tcW w:type="dxa" w:w="1300"/>
+            <w:tcBorders>
+              <w:top w:val="single" w:color="BFB5A5" w:sz="4"/>
+              <w:left w:val="single" w:color="BFB5A5" w:sz="4"/>
+              <w:bottom w:val="single" w:color="BFB5A5" w:sz="4"/>
+              <w:right w:val="single" w:color="BFB5A5" w:sz="4"/>
+            </w:tcBorders>
+            <w:tcMar>
+              <w:top w:type="dxa" w:w="50"/>
+              <w:left w:type="dxa" w:w="90"/>
+              <w:bottom w:type="dxa" w:w="50"/>
+              <w:right w:type="dxa" w:w="90"/>
+            </w:tcMar>
+          </w:tcPr>
+          <w:p>
+            <w:pPr>
+              <w:spacing w:after="20" w:before="0"/>
+            </w:pPr>
+            <w:r>
+              <w:rPr>
+                <w:rFonts w:ascii="Calibri" w:cs="Calibri" w:eastAsia="Calibri" w:hAnsi="Calibri"/>
+                <w:b w:val="false"/>
+                <w:bCs w:val="false"/>
+                <w:color w:val="2B2318"/>
+                <w:sz w:val="18"/>
+                <w:szCs w:val="18"/>
+              </w:rPr>
+              <w:t xml:space="preserve">falsch</w:t>
+            </w:r>
+          </w:p>
+        </w:tc>
+        <w:tc>
+          <w:tcPr>
+            <w:tcW w:type="dxa" w:w="6638"/>
+            <w:tcBorders>
+              <w:top w:val="single" w:color="BFB5A5" w:sz="4"/>
+              <w:left w:val="single" w:color="BFB5A5" w:sz="4"/>
+              <w:bottom w:val="single" w:color="BFB5A5" w:sz="4"/>
+              <w:right w:val="single" w:color="BFB5A5" w:sz="4"/>
+            </w:tcBorders>
+            <w:tcMar>
+              <w:top w:type="dxa" w:w="50"/>
+              <w:left w:type="dxa" w:w="90"/>
+              <w:bottom w:type="dxa" w:w="50"/>
+              <w:right w:type="dxa" w:w="90"/>
+            </w:tcMar>
+          </w:tcPr>
+          <w:p>
+            <w:pPr>
+              <w:spacing w:after="20" w:before="0"/>
+            </w:pPr>
+            <w:r>
+              <w:rPr>
+                <w:rFonts w:ascii="Calibri" w:cs="Calibri" w:eastAsia="Calibri" w:hAnsi="Calibri"/>
+                <w:b w:val="false"/>
+                <w:bCs w:val="false"/>
+                <w:color w:val="2B2318"/>
+                <w:sz w:val="18"/>
+                <w:szCs w:val="18"/>
+              </w:rPr>
+              <w:t xml:space="preserve">In einer Monarchie herrscht ein Einzelner (König, Herrschaft meist vererbt); herrschen wenige Adelsfamilien, ist das eine Aristokratie.</w:t>
+            </w:r>
+          </w:p>
+        </w:tc>
+        <w:tc>
+          <w:tcPr>
+            <w:tcW w:type="dxa" w:w="1000"/>
+            <w:tcBorders>
+              <w:top w:val="single" w:color="BFB5A5" w:sz="4"/>
+              <w:left w:val="single" w:color="BFB5A5" w:sz="4"/>
+              <w:bottom w:val="single" w:color="BFB5A5" w:sz="4"/>
+              <w:right w:val="single" w:color="BFB5A5" w:sz="4"/>
+            </w:tcBorders>
+            <w:tcMar>
+              <w:top w:type="dxa" w:w="50"/>
+              <w:left w:type="dxa" w:w="90"/>
+              <w:bottom w:type="dxa" w:w="50"/>
+              <w:right w:type="dxa" w:w="90"/>
+            </w:tcMar>
+          </w:tcPr>
+          <w:p>
+            <w:pPr>
+              <w:spacing w:after="20" w:before="0"/>
+            </w:pPr>
+            <w:r>
+              <w:rPr>
+                <w:rFonts w:ascii="Calibri" w:cs="Calibri" w:eastAsia="Calibri" w:hAnsi="Calibri"/>
+                <w:b w:val="false"/>
+                <w:bCs w:val="false"/>
+                <w:color w:val="2B2318"/>
+                <w:sz w:val="18"/>
+                <w:szCs w:val="18"/>
+              </w:rPr>
+              <w:t xml:space="preserve">1 + 1</w:t>
             </w:r>
           </w:p>
         </w:tc>
@@ -2613,7 +2889,7 @@
           <w:sz w:val="25"/>
           <w:szCs w:val="25"/>
         </w:rPr>
-        <w:t xml:space="preserve">Notenschlüssel (37 Punkte)</w:t>
+        <w:t xml:space="preserve">Notenschlüssel (40 Punkte)</w:t>
       </w:r>
     </w:p>
     <w:tbl>
@@ -2833,7 +3109,7 @@
                 <w:sz w:val="18"/>
                 <w:szCs w:val="18"/>
               </w:rPr>
-              <w:t xml:space="preserve">35,5</w:t>
+              <w:t xml:space="preserve">38</w:t>
             </w:r>
           </w:p>
         </w:tc>
@@ -2931,7 +3207,7 @@
                 <w:sz w:val="18"/>
                 <w:szCs w:val="18"/>
               </w:rPr>
-              <w:t xml:space="preserve">33,5</w:t>
+              <w:t xml:space="preserve">36</w:t>
             </w:r>
           </w:p>
         </w:tc>
@@ -3029,7 +3305,7 @@
                 <w:sz w:val="18"/>
                 <w:szCs w:val="18"/>
               </w:rPr>
-              <w:t xml:space="preserve">31,5</w:t>
+              <w:t xml:space="preserve">34</w:t>
             </w:r>
           </w:p>
         </w:tc>
@@ -3127,7 +3403,7 @@
                 <w:sz w:val="18"/>
                 <w:szCs w:val="18"/>
               </w:rPr>
-              <w:t xml:space="preserve">30</w:t>
+              <w:t xml:space="preserve">32</w:t>
             </w:r>
           </w:p>
         </w:tc>
@@ -3225,7 +3501,7 @@
                 <w:sz w:val="18"/>
                 <w:szCs w:val="18"/>
               </w:rPr>
-              <w:t xml:space="preserve">28</w:t>
+              <w:t xml:space="preserve">30</w:t>
             </w:r>
           </w:p>
         </w:tc>
@@ -3323,7 +3599,7 @@
                 <w:sz w:val="18"/>
                 <w:szCs w:val="18"/>
               </w:rPr>
-              <w:t xml:space="preserve">26</w:t>
+              <w:t xml:space="preserve">28</w:t>
             </w:r>
           </w:p>
         </w:tc>
@@ -3421,7 +3697,7 @@
                 <w:sz w:val="18"/>
                 <w:szCs w:val="18"/>
               </w:rPr>
-              <w:t xml:space="preserve">24,5</w:t>
+              <w:t xml:space="preserve">26</w:t>
             </w:r>
           </w:p>
         </w:tc>
@@ -3519,7 +3795,7 @@
                 <w:sz w:val="18"/>
                 <w:szCs w:val="18"/>
               </w:rPr>
-              <w:t xml:space="preserve">22,5</w:t>
+              <w:t xml:space="preserve">24</w:t>
             </w:r>
           </w:p>
         </w:tc>
@@ -3617,7 +3893,7 @@
                 <w:sz w:val="18"/>
                 <w:szCs w:val="18"/>
               </w:rPr>
-              <w:t xml:space="preserve">20,5</w:t>
+              <w:t xml:space="preserve">22</w:t>
             </w:r>
           </w:p>
         </w:tc>
@@ -3715,7 +3991,7 @@
                 <w:sz w:val="18"/>
                 <w:szCs w:val="18"/>
               </w:rPr>
-              <w:t xml:space="preserve">18,5</w:t>
+              <w:t xml:space="preserve">20</w:t>
             </w:r>
           </w:p>
         </w:tc>
@@ -3813,7 +4089,7 @@
                 <w:sz w:val="18"/>
                 <w:szCs w:val="18"/>
               </w:rPr>
-              <w:t xml:space="preserve">17</w:t>
+              <w:t xml:space="preserve">18</w:t>
             </w:r>
           </w:p>
         </w:tc>
@@ -3911,7 +4187,7 @@
                 <w:sz w:val="18"/>
                 <w:szCs w:val="18"/>
               </w:rPr>
-              <w:t xml:space="preserve">15</w:t>
+              <w:t xml:space="preserve">16</w:t>
             </w:r>
           </w:p>
         </w:tc>
@@ -4009,7 +4285,7 @@
                 <w:sz w:val="18"/>
                 <w:szCs w:val="18"/>
               </w:rPr>
-              <w:t xml:space="preserve">12,5</w:t>
+              <w:t xml:space="preserve">13,5</w:t>
             </w:r>
           </w:p>
         </w:tc>
@@ -4107,7 +4383,7 @@
                 <w:sz w:val="18"/>
                 <w:szCs w:val="18"/>
               </w:rPr>
-              <w:t xml:space="preserve">10</w:t>
+              <w:t xml:space="preserve">11</w:t>
             </w:r>
           </w:p>
         </w:tc>
@@ -4205,7 +4481,7 @@
                 <w:sz w:val="18"/>
                 <w:szCs w:val="18"/>
               </w:rPr>
-              <w:t xml:space="preserve">7,5</w:t>
+              <w:t xml:space="preserve">8</w:t>
             </w:r>
           </w:p>
         </w:tc>
